--- a/core/src/core/usecases/documents/builtin/blanks/contract-ip.docx
+++ b/core/src/core/usecases/documents/builtin/blanks/contract-ip.docx
@@ -4,28 +4,30 @@
   <w:body>
     <w:p>
       <w:pPr>
-        <w:spacing w:before="240" w:after="240"/>
+        <w:spacing w:before="0" w:after="120" w:line="240" w:lineRule="auto"/>
         <w:jc w:val="center"/>
         <w:rPr>
           <w:b/>
-          <w:sz w:val="20"/>
-          <w:szCs w:val="20"/>
+          <w:sz w:val="24"/>
+          <w:szCs w:val="24"/>
           <w:lang w:val="ru-RU"/>
         </w:rPr>
       </w:pPr>
       <w:r>
         <w:rPr>
           <w:b/>
-          <w:sz w:val="20"/>
-          <w:szCs w:val="20"/>
+          <w:bCs/>
+          <w:sz w:val="28"/>
+          <w:szCs w:val="28"/>
         </w:rPr>
         <w:t xml:space="preserve">Договор оказания возмездных услуг № {{number}}</w:t>
       </w:r>
       <w:r>
         <w:rPr>
           <w:b/>
-          <w:sz w:val="20"/>
-          <w:szCs w:val="20"/>
+          <w:bCs/>
+          <w:sz w:val="28"/>
+          <w:szCs w:val="28"/>
           <w:lang w:val="ru-RU"/>
         </w:rPr>
         <w:t xml:space="preserve"/>
@@ -33,16 +35,18 @@
       <w:r>
         <w:rPr>
           <w:b/>
-          <w:sz w:val="20"/>
-          <w:szCs w:val="20"/>
+          <w:bCs/>
+          <w:sz w:val="28"/>
+          <w:szCs w:val="28"/>
         </w:rPr>
         <w:t xml:space="preserve"/>
       </w:r>
       <w:r>
         <w:rPr>
           <w:b/>
-          <w:sz w:val="20"/>
-          <w:szCs w:val="20"/>
+          <w:bCs/>
+          <w:sz w:val="28"/>
+          <w:szCs w:val="28"/>
           <w:lang w:val="ru-RU"/>
         </w:rPr>
         <w:t xml:space="preserve"/>
@@ -50,8 +54,9 @@
       <w:r>
         <w:rPr>
           <w:b/>
-          <w:sz w:val="20"/>
-          <w:szCs w:val="20"/>
+          <w:bCs/>
+          <w:sz w:val="28"/>
+          <w:szCs w:val="28"/>
           <w:lang w:val="ru-RU"/>
         </w:rPr>
         <w:t xml:space="preserve"/>
@@ -59,8 +64,9 @@
       <w:r>
         <w:rPr>
           <w:b/>
-          <w:sz w:val="20"/>
-          <w:szCs w:val="20"/>
+          <w:bCs/>
+          <w:sz w:val="28"/>
+          <w:szCs w:val="28"/>
           <w:lang w:val="ru-RU"/>
         </w:rPr>
         <w:t xml:space="preserve"/>
@@ -71,437 +77,311 @@
         <w:tabs>
           <w:tab w:val="right" w:pos="9354"/>
         </w:tabs>
-        <w:spacing w:before="240" w:after="240"/>
-        <w:rPr>
-          <w:sz w:val="20"/>
-          <w:szCs w:val="20"/>
-        </w:rPr>
-      </w:pPr>
-      <w:r>
-        <w:rPr>
-          <w:sz w:val="20"/>
-          <w:szCs w:val="20"/>
+        <w:spacing w:before="0" w:after="120" w:line="240" w:lineRule="auto"/>
+        <w:rPr>
+          <w:sz w:val="24"/>
+          <w:szCs w:val="24"/>
+        </w:rPr>
+      </w:pPr>
+      <w:r>
+        <w:rPr>
+          <w:sz w:val="24"/>
+          <w:szCs w:val="24"/>
         </w:rPr>
         <w:t xml:space="preserve">г. {{city}}	{{date|text}} г.</w:t>
       </w:r>
       <w:r>
         <w:rPr>
-          <w:sz w:val="20"/>
-          <w:szCs w:val="20"/>
+          <w:sz w:val="24"/>
+          <w:szCs w:val="24"/>
         </w:rPr>
         <w:t xml:space="preserve"/>
       </w:r>
       <w:r>
         <w:rPr>
-          <w:sz w:val="20"/>
-          <w:szCs w:val="20"/>
+          <w:sz w:val="24"/>
+          <w:szCs w:val="24"/>
         </w:rPr>
         <w:t xml:space="preserve"/>
       </w:r>
       <w:r>
         <w:rPr>
-          <w:sz w:val="20"/>
-          <w:szCs w:val="20"/>
-        </w:rPr>
-      </w:r>
-      <w:r>
-        <w:rPr>
-          <w:sz w:val="20"/>
-          <w:szCs w:val="20"/>
+          <w:sz w:val="24"/>
+          <w:szCs w:val="24"/>
+        </w:rPr>
+      </w:r>
+      <w:r>
+        <w:rPr>
+          <w:sz w:val="24"/>
+          <w:szCs w:val="24"/>
         </w:rPr>
         <w:t xml:space="preserve"/>
       </w:r>
     </w:p>
     <w:p>
       <w:pPr>
-        <w:spacing w:before="240" w:after="240"/>
-        <w:jc w:val="both"/>
-        <w:rPr>
-          <w:sz w:val="20"/>
-          <w:szCs w:val="20"/>
-        </w:rPr>
-      </w:pPr>
-      <w:r>
-        <w:rPr>
-          <w:sz w:val="20"/>
-          <w:szCs w:val="20"/>
-        </w:rPr>
-        <w:t xml:space="preserve">{{client_name}}</w:t>
-      </w:r>
-      <w:r>
-        <w:rPr>
-          <w:sz w:val="20"/>
-          <w:szCs w:val="20"/>
-        </w:rPr>
-        <w:t xml:space="preserve">, именуемое в дальнейшем «Заказчик», в лице </w:t>
-      </w:r>
-      <w:r>
-        <w:rPr>
-          <w:sz w:val="20"/>
-          <w:szCs w:val="20"/>
-        </w:rPr>
-        <w:t xml:space="preserve">{{client_director}},</w:t>
-      </w:r>
-      <w:r>
-        <w:rPr>
-          <w:sz w:val="20"/>
-          <w:szCs w:val="20"/>
-        </w:rPr>
-        <w:t xml:space="preserve"> действующего на основании {{client_basis}}, с одной стороны, и</w:t>
-      </w:r>
-    </w:p>
-    <w:p>
-      <w:pPr>
-        <w:spacing w:before="240" w:after="240"/>
-        <w:jc w:val="both"/>
-        <w:rPr>
-          <w:sz w:val="20"/>
-          <w:szCs w:val="20"/>
-        </w:rPr>
-      </w:pPr>
-      <w:r>
-        <w:rPr>
-          <w:sz w:val="20"/>
-          <w:szCs w:val="20"/>
+        <w:spacing w:before="240" w:after="120" w:line="240" w:lineRule="auto"/>
+        <w:jc w:val="both"/>
+        <w:rPr>
+          <w:sz w:val="24"/>
+          <w:szCs w:val="24"/>
+        </w:rPr>
+      </w:pPr>
+      <w:r>
+        <w:rPr>
+          <w:sz w:val="24"/>
+          <w:szCs w:val="24"/>
+        </w:rPr>
+        <w:t xml:space="preserve">{{client_name}} (далее — «Заказчик»), от имени которого действует {{client_director}} на основании {{client_basis}}, с одной стороны, и</w:t>
+      </w:r>
+    </w:p>
+    <w:p>
+      <w:pPr>
+        <w:spacing w:before="0" w:after="120" w:line="240" w:lineRule="auto"/>
+        <w:jc w:val="both"/>
+        <w:rPr>
+          <w:sz w:val="24"/>
+          <w:szCs w:val="24"/>
+        </w:rPr>
+      </w:pPr>
+      <w:r>
+        <w:rPr>
+          <w:sz w:val="24"/>
+          <w:szCs w:val="24"/>
           <w:lang w:val="ru-RU"/>
         </w:rPr>
-        <w:t xml:space="preserve">{{seller_name}}</w:t>
-      </w:r>
-      <w:r>
-        <w:rPr>
-          <w:sz w:val="20"/>
-          <w:szCs w:val="20"/>
-        </w:rPr>
-        <w:t xml:space="preserve"/>
-      </w:r>
-      <w:r>
-        <w:rPr>
-          <w:sz w:val="20"/>
-          <w:szCs w:val="20"/>
-        </w:rPr>
-        <w:t xml:space="preserve">, </w:t>
-      </w:r>
-      <w:r>
-        <w:rPr>
-          <w:sz w:val="20"/>
-          <w:szCs w:val="20"/>
-          <w:lang w:val="ru-RU"/>
-        </w:rPr>
-        <w:t xml:space="preserve">именуемый в дальнейшем «Исполнитель», в лице {{seller_director}}, действующего на основании ОГРНИП </w:t>
-      </w:r>
-      <w:r>
-        <w:rPr>
-          <w:sz w:val="20"/>
-          <w:szCs w:val="20"/>
-          <w:lang w:val="ru-RU"/>
-        </w:rPr>
-        <w:t xml:space="preserve">{{seller_ogrn}},</w:t>
-      </w:r>
-      <w:r>
-        <w:rPr>
-          <w:sz w:val="20"/>
-          <w:szCs w:val="20"/>
-          <w:lang w:val="ru-RU"/>
-        </w:rPr>
-        <w:t xml:space="preserve"/>
-      </w:r>
-      <w:r>
-        <w:rPr>
-          <w:sz w:val="20"/>
-          <w:szCs w:val="20"/>
-          <w:lang w:val="ru-RU"/>
-        </w:rPr>
-        <w:t xml:space="preserve"/>
-      </w:r>
-      <w:r>
-        <w:rPr>
-          <w:sz w:val="20"/>
-          <w:szCs w:val="20"/>
-          <w:lang w:val="ru-RU"/>
-        </w:rPr>
-        <w:t xml:space="preserve"/>
-      </w:r>
-      <w:r>
-        <w:rPr>
-          <w:sz w:val="20"/>
-          <w:szCs w:val="20"/>
-          <w:lang w:val="ru-RU"/>
-        </w:rPr>
-        <w:t xml:space="preserve"/>
-      </w:r>
-      <w:r>
-        <w:rPr>
-          <w:sz w:val="20"/>
-          <w:szCs w:val="20"/>
-          <w:lang w:val="ru-RU"/>
-        </w:rPr>
-        <w:t xml:space="preserve"/>
-      </w:r>
-      <w:r>
-        <w:rPr>
-          <w:sz w:val="20"/>
-          <w:szCs w:val="20"/>
-        </w:rPr>
-        <w:t xml:space="preserve"> с другой стороны,</w:t>
-      </w:r>
-    </w:p>
-    <w:p>
-      <w:pPr>
-        <w:spacing w:before="240" w:after="240"/>
-        <w:jc w:val="both"/>
-        <w:rPr>
-          <w:sz w:val="20"/>
-          <w:szCs w:val="20"/>
-        </w:rPr>
-      </w:pPr>
-      <w:r>
-        <w:rPr>
-          <w:sz w:val="20"/>
-          <w:szCs w:val="20"/>
-        </w:rPr>
-        <w:t xml:space="preserve">заключили настоящий </w:t>
-      </w:r>
-      <w:r>
-        <w:rPr>
-          <w:sz w:val="20"/>
-          <w:szCs w:val="20"/>
-          <w:lang w:val="ru-RU"/>
-        </w:rPr>
-        <w:t>д</w:t>
-      </w:r>
-      <w:r>
-        <w:rPr>
-          <w:sz w:val="20"/>
-          <w:szCs w:val="20"/>
-        </w:rPr>
-        <w:t>оговор о нижеследующем:</w:t>
-      </w:r>
-    </w:p>
-    <w:p>
-      <w:pPr>
-        <w:spacing w:before="240" w:after="240"/>
+        <w:t xml:space="preserve">{{seller_name}} (далее — «Исполнитель»), действующий на основании записи в ЕГРИП, ОГРНИП {{seller_ogrn}}, с другой стороны, вместе именуемые «Стороны», заключили настоящий договор о нижеследующем:</w:t>
+      </w:r>
+    </w:p>
+    <w:p>
+      <w:pPr>
+        <w:keepNext/>
+        <w:spacing w:before="240" w:after="120" w:line="240" w:lineRule="auto"/>
         <w:jc w:val="center"/>
         <w:rPr>
           <w:b/>
-          <w:sz w:val="20"/>
-          <w:szCs w:val="20"/>
+          <w:sz w:val="24"/>
+          <w:szCs w:val="24"/>
         </w:rPr>
       </w:pPr>
       <w:r>
         <w:rPr>
           <w:b/>
-          <w:sz w:val="20"/>
-          <w:szCs w:val="20"/>
+          <w:bCs/>
+          <w:sz w:val="24"/>
+          <w:szCs w:val="24"/>
         </w:rPr>
         <w:t>1. Предмет договора</w:t>
       </w:r>
     </w:p>
     <w:p>
       <w:pPr>
-        <w:spacing w:before="240" w:after="240"/>
-        <w:jc w:val="both"/>
-        <w:rPr>
-          <w:sz w:val="20"/>
-          <w:szCs w:val="20"/>
-        </w:rPr>
-      </w:pPr>
-      <w:r>
-        <w:rPr>
-          <w:sz w:val="20"/>
-          <w:szCs w:val="20"/>
+        <w:spacing w:before="0" w:after="120" w:line="240" w:lineRule="auto"/>
+        <w:jc w:val="both"/>
+        <w:rPr>
+          <w:sz w:val="24"/>
+          <w:szCs w:val="24"/>
+        </w:rPr>
+      </w:pPr>
+      <w:r>
+        <w:rPr>
+          <w:sz w:val="24"/>
+          <w:szCs w:val="24"/>
         </w:rPr>
         <w:t xml:space="preserve">1.1. По настоящему договору Исполнитель обязуется по заданию Заказчика оказывать {{subject}}, а Заказчик обязуется оплатить данные услуги.</w:t>
       </w:r>
     </w:p>
     <w:p>
       <w:pPr>
-        <w:spacing w:before="240" w:after="240"/>
-        <w:jc w:val="both"/>
-        <w:rPr>
-          <w:sz w:val="20"/>
-          <w:szCs w:val="20"/>
-        </w:rPr>
-      </w:pPr>
-      <w:r>
-        <w:rPr>
-          <w:sz w:val="20"/>
-          <w:szCs w:val="20"/>
+        <w:spacing w:before="0" w:after="120" w:line="240" w:lineRule="auto"/>
+        <w:jc w:val="both"/>
+        <w:rPr>
+          <w:sz w:val="24"/>
+          <w:szCs w:val="24"/>
+        </w:rPr>
+      </w:pPr>
+      <w:r>
+        <w:rPr>
+          <w:sz w:val="24"/>
+          <w:szCs w:val="24"/>
         </w:rPr>
         <w:t>1.2. Услуги, оказываемые Исполнителем по настоящему договору, включают в себя:</w:t>
       </w:r>
     </w:p>
     <w:p>
       <w:pPr>
-        <w:spacing w:before="240" w:after="240"/>
-        <w:jc w:val="both"/>
-        <w:rPr>
-          <w:sz w:val="20"/>
-          <w:szCs w:val="20"/>
-        </w:rPr>
-      </w:pPr>
-      <w:r>
-        <w:rPr>
-          <w:sz w:val="20"/>
-          <w:szCs w:val="20"/>
+        <w:spacing w:before="0" w:after="120" w:line="240" w:lineRule="auto"/>
+        <w:jc w:val="left"/>
+        <w:rPr>
+          <w:sz w:val="24"/>
+          <w:szCs w:val="24"/>
+        </w:rPr>
+      </w:pPr>
+      <w:r>
+        <w:rPr>
+          <w:sz w:val="24"/>
+          <w:szCs w:val="24"/>
         </w:rPr>
         <w:t xml:space="preserve">{{scope}}</w:t>
       </w:r>
     </w:p>
     <w:p>
       <w:pPr>
-        <w:spacing w:before="240" w:after="240"/>
-        <w:jc w:val="both"/>
-        <w:rPr>
-          <w:sz w:val="20"/>
-          <w:szCs w:val="20"/>
-        </w:rPr>
-      </w:pPr>
-      <w:r>
-        <w:rPr>
-          <w:sz w:val="20"/>
-          <w:szCs w:val="20"/>
+        <w:spacing w:before="0" w:after="120" w:line="240" w:lineRule="auto"/>
+        <w:jc w:val="both"/>
+        <w:rPr>
+          <w:sz w:val="24"/>
+          <w:szCs w:val="24"/>
+        </w:rPr>
+      </w:pPr>
+      <w:r>
+        <w:rPr>
+          <w:sz w:val="24"/>
+          <w:szCs w:val="24"/>
         </w:rPr>
         <w:t xml:space="preserve">1.3. </w:t>
       </w:r>
       <w:r>
         <w:rPr>
-          <w:sz w:val="20"/>
-          <w:szCs w:val="20"/>
+          <w:sz w:val="24"/>
+          <w:szCs w:val="24"/>
         </w:rPr>
         <w:t>Услуги оказываются Исполнителем лично. Услуги могут оказываться посредством онлайн взаимодействия и обмена документами через электронные каналы связи и на территории Заказчика.</w:t>
       </w:r>
     </w:p>
     <w:p>
       <w:pPr>
-        <w:spacing w:before="240" w:after="240"/>
-        <w:jc w:val="both"/>
-        <w:rPr>
-          <w:sz w:val="20"/>
-          <w:szCs w:val="20"/>
-        </w:rPr>
-      </w:pPr>
-      <w:r>
-        <w:rPr>
-          <w:sz w:val="20"/>
-          <w:szCs w:val="20"/>
+        <w:spacing w:before="0" w:after="120" w:line="240" w:lineRule="auto"/>
+        <w:jc w:val="both"/>
+        <w:rPr>
+          <w:sz w:val="24"/>
+          <w:szCs w:val="24"/>
+        </w:rPr>
+      </w:pPr>
+      <w:r>
+        <w:rPr>
+          <w:sz w:val="24"/>
+          <w:szCs w:val="24"/>
         </w:rPr>
         <w:t xml:space="preserve">1.4. Настоящий договор заключен сроком до </w:t>
       </w:r>
       <w:r>
         <w:rPr>
-          <w:sz w:val="20"/>
-          <w:szCs w:val="20"/>
+          <w:sz w:val="24"/>
+          <w:szCs w:val="24"/>
         </w:rPr>
         <w:t xml:space="preserve">{{valid_until|text}} года</w:t>
       </w:r>
       <w:r>
         <w:rPr>
-          <w:sz w:val="20"/>
-          <w:szCs w:val="20"/>
+          <w:sz w:val="24"/>
+          <w:szCs w:val="24"/>
         </w:rPr>
         <w:t>.</w:t>
       </w:r>
     </w:p>
     <w:p>
       <w:pPr>
-        <w:spacing w:before="240" w:after="240"/>
+        <w:keepNext/>
+        <w:spacing w:before="240" w:after="120" w:line="240" w:lineRule="auto"/>
         <w:jc w:val="center"/>
         <w:rPr>
           <w:b/>
-          <w:sz w:val="20"/>
-          <w:szCs w:val="20"/>
+          <w:sz w:val="24"/>
+          <w:szCs w:val="24"/>
         </w:rPr>
       </w:pPr>
       <w:r>
         <w:rPr>
           <w:b/>
-          <w:sz w:val="20"/>
-          <w:szCs w:val="20"/>
+          <w:bCs/>
+          <w:sz w:val="24"/>
+          <w:szCs w:val="24"/>
         </w:rPr>
         <w:t>2. Права и обязанности сторон</w:t>
       </w:r>
     </w:p>
     <w:p>
       <w:pPr>
-        <w:spacing w:before="240" w:after="240"/>
-        <w:jc w:val="both"/>
-        <w:rPr>
-          <w:sz w:val="20"/>
-          <w:szCs w:val="20"/>
-        </w:rPr>
-      </w:pPr>
-      <w:r>
-        <w:rPr>
-          <w:sz w:val="20"/>
-          <w:szCs w:val="20"/>
+        <w:spacing w:before="0" w:after="120" w:line="240" w:lineRule="auto"/>
+        <w:jc w:val="both"/>
+        <w:rPr>
+          <w:sz w:val="24"/>
+          <w:szCs w:val="24"/>
+        </w:rPr>
+      </w:pPr>
+      <w:r>
+        <w:rPr>
+          <w:sz w:val="24"/>
+          <w:szCs w:val="24"/>
         </w:rPr>
         <w:t>2.1. Исполнитель обязуется:</w:t>
       </w:r>
     </w:p>
     <w:p>
       <w:pPr>
-        <w:spacing w:before="240" w:after="240"/>
-        <w:jc w:val="both"/>
-        <w:rPr>
-          <w:sz w:val="20"/>
-          <w:szCs w:val="20"/>
-        </w:rPr>
-      </w:pPr>
-      <w:r>
-        <w:rPr>
-          <w:sz w:val="20"/>
-          <w:szCs w:val="20"/>
+        <w:spacing w:before="0" w:after="120" w:line="240" w:lineRule="auto"/>
+        <w:jc w:val="both"/>
+        <w:rPr>
+          <w:sz w:val="24"/>
+          <w:szCs w:val="24"/>
+        </w:rPr>
+      </w:pPr>
+      <w:r>
+        <w:rPr>
+          <w:sz w:val="24"/>
+          <w:szCs w:val="24"/>
         </w:rPr>
         <w:t>- Оказывать Заказчику услуги надлежащим образом, в объеме, предусмотренном настоящим договором</w:t>
       </w:r>
     </w:p>
     <w:p>
       <w:pPr>
-        <w:spacing w:before="240" w:after="240"/>
-        <w:jc w:val="both"/>
-        <w:rPr>
-          <w:sz w:val="20"/>
-          <w:szCs w:val="20"/>
-        </w:rPr>
-      </w:pPr>
-      <w:r>
-        <w:rPr>
-          <w:sz w:val="20"/>
-          <w:szCs w:val="20"/>
+        <w:spacing w:before="0" w:after="120" w:line="240" w:lineRule="auto"/>
+        <w:jc w:val="both"/>
+        <w:rPr>
+          <w:sz w:val="24"/>
+          <w:szCs w:val="24"/>
+        </w:rPr>
+      </w:pPr>
+      <w:r>
+        <w:rPr>
+          <w:sz w:val="24"/>
+          <w:szCs w:val="24"/>
         </w:rPr>
         <w:t>- Представлять по требованию Заказчика любую информацию о ходе исполнения обязательств по настоящему договору</w:t>
       </w:r>
     </w:p>
     <w:p>
       <w:pPr>
-        <w:spacing w:before="240" w:after="240"/>
-        <w:jc w:val="both"/>
-        <w:rPr>
-          <w:sz w:val="20"/>
-          <w:szCs w:val="20"/>
-        </w:rPr>
-      </w:pPr>
-      <w:r>
-        <w:rPr>
-          <w:sz w:val="20"/>
-          <w:szCs w:val="20"/>
+        <w:spacing w:before="0" w:after="120" w:line="240" w:lineRule="auto"/>
+        <w:jc w:val="both"/>
+        <w:rPr>
+          <w:sz w:val="24"/>
+          <w:szCs w:val="24"/>
+        </w:rPr>
+      </w:pPr>
+      <w:r>
+        <w:rPr>
+          <w:sz w:val="24"/>
+          <w:szCs w:val="24"/>
         </w:rPr>
         <w:t>- Безвозмездно устранять по требованию Заказчика все выявленные недостатки, если в процессе оказания услуг Исполнитель допустил отступление от условий договора, ухудшившее их качество.</w:t>
       </w:r>
     </w:p>
     <w:p>
       <w:pPr>
-        <w:spacing w:before="240" w:after="240"/>
-        <w:jc w:val="both"/>
-        <w:rPr>
-          <w:sz w:val="20"/>
-          <w:szCs w:val="20"/>
-        </w:rPr>
-      </w:pPr>
-      <w:r>
-        <w:rPr>
-          <w:sz w:val="20"/>
-          <w:szCs w:val="20"/>
+        <w:spacing w:before="0" w:after="120" w:line="240" w:lineRule="auto"/>
+        <w:jc w:val="both"/>
+        <w:rPr>
+          <w:sz w:val="24"/>
+          <w:szCs w:val="24"/>
+        </w:rPr>
+      </w:pPr>
+      <w:r>
+        <w:rPr>
+          <w:sz w:val="24"/>
+          <w:szCs w:val="24"/>
         </w:rPr>
         <w:lastRenderedPageBreak/>
         <w:t>2.2. Исполнитель вправе:</w:t>
@@ -509,392 +389,402 @@
     </w:p>
     <w:p>
       <w:pPr>
-        <w:spacing w:before="240" w:after="240"/>
-        <w:jc w:val="both"/>
-        <w:rPr>
-          <w:sz w:val="20"/>
-          <w:szCs w:val="20"/>
-        </w:rPr>
-      </w:pPr>
-      <w:r>
-        <w:rPr>
-          <w:sz w:val="20"/>
-          <w:szCs w:val="20"/>
+        <w:spacing w:before="0" w:after="120" w:line="240" w:lineRule="auto"/>
+        <w:jc w:val="both"/>
+        <w:rPr>
+          <w:sz w:val="24"/>
+          <w:szCs w:val="24"/>
+        </w:rPr>
+      </w:pPr>
+      <w:r>
+        <w:rPr>
+          <w:sz w:val="24"/>
+          <w:szCs w:val="24"/>
         </w:rPr>
         <w:t>- Получать от Заказчика разъяснения по всем вопросам, возникающим в ходе оказания услуг, и любую дополнительную информацию, необходимую для выполнения своих обязательств по настоящему договору.</w:t>
       </w:r>
     </w:p>
     <w:p>
       <w:pPr>
-        <w:spacing w:before="240" w:after="240"/>
-        <w:jc w:val="both"/>
-        <w:rPr>
-          <w:sz w:val="20"/>
-          <w:szCs w:val="20"/>
-        </w:rPr>
-      </w:pPr>
-      <w:r>
-        <w:rPr>
-          <w:sz w:val="20"/>
-          <w:szCs w:val="20"/>
+        <w:spacing w:before="0" w:after="120" w:line="240" w:lineRule="auto"/>
+        <w:jc w:val="both"/>
+        <w:rPr>
+          <w:sz w:val="24"/>
+          <w:szCs w:val="24"/>
+        </w:rPr>
+      </w:pPr>
+      <w:r>
+        <w:rPr>
+          <w:sz w:val="24"/>
+          <w:szCs w:val="24"/>
         </w:rPr>
         <w:t>2.3. Заказчик обязуется:</w:t>
       </w:r>
     </w:p>
     <w:p>
       <w:pPr>
-        <w:spacing w:before="240" w:after="240"/>
-        <w:jc w:val="both"/>
-        <w:rPr>
-          <w:sz w:val="20"/>
-          <w:szCs w:val="20"/>
-        </w:rPr>
-      </w:pPr>
-      <w:r>
-        <w:rPr>
-          <w:sz w:val="20"/>
-          <w:szCs w:val="20"/>
+        <w:spacing w:before="0" w:after="120" w:line="240" w:lineRule="auto"/>
+        <w:jc w:val="both"/>
+        <w:rPr>
+          <w:sz w:val="24"/>
+          <w:szCs w:val="24"/>
+        </w:rPr>
+      </w:pPr>
+      <w:r>
+        <w:rPr>
+          <w:sz w:val="24"/>
+          <w:szCs w:val="24"/>
         </w:rPr>
         <w:t>- Предоставить Исполнителю сведения, материалы и документы, необходимые для надлежащего оказания услуг</w:t>
       </w:r>
     </w:p>
     <w:p>
       <w:pPr>
-        <w:spacing w:before="240" w:after="240"/>
-        <w:jc w:val="both"/>
-        <w:rPr>
-          <w:sz w:val="20"/>
-          <w:szCs w:val="20"/>
-        </w:rPr>
-      </w:pPr>
-      <w:r>
-        <w:rPr>
-          <w:sz w:val="20"/>
-          <w:szCs w:val="20"/>
+        <w:spacing w:before="0" w:after="120" w:line="240" w:lineRule="auto"/>
+        <w:jc w:val="both"/>
+        <w:rPr>
+          <w:sz w:val="24"/>
+          <w:szCs w:val="24"/>
+        </w:rPr>
+      </w:pPr>
+      <w:r>
+        <w:rPr>
+          <w:sz w:val="24"/>
+          <w:szCs w:val="24"/>
         </w:rPr>
         <w:t>- Принять и оплатить оказанные ему услуги в сроки и в порядке, установленные настоящим договором.</w:t>
       </w:r>
     </w:p>
     <w:p>
       <w:pPr>
-        <w:spacing w:before="240" w:after="240"/>
-        <w:jc w:val="both"/>
-        <w:rPr>
-          <w:sz w:val="20"/>
-          <w:szCs w:val="20"/>
-        </w:rPr>
-      </w:pPr>
-      <w:r>
-        <w:rPr>
-          <w:sz w:val="20"/>
-          <w:szCs w:val="20"/>
+        <w:spacing w:before="0" w:after="120" w:line="240" w:lineRule="auto"/>
+        <w:jc w:val="both"/>
+        <w:rPr>
+          <w:sz w:val="24"/>
+          <w:szCs w:val="24"/>
+        </w:rPr>
+      </w:pPr>
+      <w:r>
+        <w:rPr>
+          <w:sz w:val="24"/>
+          <w:szCs w:val="24"/>
         </w:rPr>
         <w:t>2.4. Заказчик вправе:</w:t>
       </w:r>
     </w:p>
     <w:p>
       <w:pPr>
-        <w:spacing w:before="240" w:after="240"/>
-        <w:jc w:val="both"/>
-        <w:rPr>
-          <w:sz w:val="20"/>
-          <w:szCs w:val="20"/>
-        </w:rPr>
-      </w:pPr>
-      <w:r>
-        <w:rPr>
-          <w:sz w:val="20"/>
-          <w:szCs w:val="20"/>
+        <w:spacing w:before="0" w:after="120" w:line="240" w:lineRule="auto"/>
+        <w:jc w:val="both"/>
+        <w:rPr>
+          <w:sz w:val="24"/>
+          <w:szCs w:val="24"/>
+        </w:rPr>
+      </w:pPr>
+      <w:r>
+        <w:rPr>
+          <w:sz w:val="24"/>
+          <w:szCs w:val="24"/>
         </w:rPr>
         <w:t>- Получать от Исполнителя устные и письменные объяснения по вопросам, возникающим в ходе исполнения обязательств по настоящему договору.</w:t>
       </w:r>
     </w:p>
     <w:p>
       <w:pPr>
-        <w:spacing w:before="240" w:after="240"/>
+        <w:keepNext/>
+        <w:spacing w:before="240" w:after="120" w:line="240" w:lineRule="auto"/>
         <w:jc w:val="center"/>
         <w:rPr>
           <w:b/>
-          <w:sz w:val="20"/>
-          <w:szCs w:val="20"/>
+          <w:sz w:val="24"/>
+          <w:szCs w:val="24"/>
         </w:rPr>
       </w:pPr>
       <w:r>
         <w:rPr>
           <w:b/>
-          <w:sz w:val="20"/>
-          <w:szCs w:val="20"/>
+          <w:bCs/>
+          <w:sz w:val="24"/>
+          <w:szCs w:val="24"/>
         </w:rPr>
         <w:t>3. Оплата услуг и порядок расчетов</w:t>
       </w:r>
     </w:p>
     <w:p>
       <w:pPr>
-        <w:spacing w:before="240" w:after="240"/>
-        <w:jc w:val="both"/>
-        <w:rPr>
-          <w:sz w:val="20"/>
-          <w:szCs w:val="20"/>
-        </w:rPr>
-      </w:pPr>
-      <w:r>
-        <w:rPr>
-          <w:sz w:val="20"/>
-          <w:szCs w:val="20"/>
+        <w:spacing w:before="0" w:after="120" w:line="240" w:lineRule="auto"/>
+        <w:jc w:val="both"/>
+        <w:rPr>
+          <w:sz w:val="24"/>
+          <w:szCs w:val="24"/>
+        </w:rPr>
+      </w:pPr>
+      <w:r>
+        <w:rPr>
+          <w:sz w:val="24"/>
+          <w:szCs w:val="24"/>
         </w:rPr>
         <w:t xml:space="preserve">3.1. Стоимость услуг, оказываемых по настоящему договору, составляет </w:t>
       </w:r>
       <w:r>
         <w:rPr>
-          <w:sz w:val="20"/>
-          <w:szCs w:val="20"/>
+          <w:sz w:val="24"/>
+          <w:szCs w:val="24"/>
         </w:rPr>
         <w:t xml:space="preserve">{{total|rub}} ({{total|rub_words}}) рублей {{total|kop}} копеек в месяц</w:t>
       </w:r>
       <w:r>
         <w:rPr>
-          <w:sz w:val="20"/>
-          <w:szCs w:val="20"/>
+          <w:sz w:val="24"/>
+          <w:szCs w:val="24"/>
         </w:rPr>
         <w:t>.</w:t>
       </w:r>
     </w:p>
     <w:p>
       <w:pPr>
-        <w:spacing w:before="240" w:after="240"/>
-        <w:jc w:val="both"/>
-        <w:rPr>
-          <w:sz w:val="20"/>
-          <w:szCs w:val="20"/>
-        </w:rPr>
-      </w:pPr>
-      <w:r>
-        <w:rPr>
-          <w:sz w:val="20"/>
-          <w:szCs w:val="20"/>
+        <w:spacing w:before="0" w:after="120" w:line="240" w:lineRule="auto"/>
+        <w:jc w:val="both"/>
+        <w:rPr>
+          <w:sz w:val="24"/>
+          <w:szCs w:val="24"/>
+        </w:rPr>
+      </w:pPr>
+      <w:r>
+        <w:rPr>
+          <w:sz w:val="24"/>
+          <w:szCs w:val="24"/>
         </w:rPr>
         <w:t xml:space="preserve">3.2. Оплата услуг по настоящему договору производится Заказчиком ежемесячно не позднее </w:t>
       </w:r>
       <w:r>
         <w:rPr>
-          <w:sz w:val="20"/>
-          <w:szCs w:val="20"/>
+          <w:sz w:val="24"/>
+          <w:szCs w:val="24"/>
         </w:rPr>
         <w:t xml:space="preserve">{{payment_day}} числа</w:t>
       </w:r>
       <w:r>
         <w:rPr>
-          <w:sz w:val="20"/>
-          <w:szCs w:val="20"/>
+          <w:sz w:val="24"/>
+          <w:szCs w:val="24"/>
         </w:rPr>
         <w:t xml:space="preserve"> месяца, следующего за месяцем оказания услуг.</w:t>
       </w:r>
     </w:p>
     <w:p>
       <w:pPr>
-        <w:spacing w:before="240" w:after="240"/>
+        <w:keepNext/>
+        <w:spacing w:before="240" w:after="120" w:line="240" w:lineRule="auto"/>
         <w:jc w:val="center"/>
         <w:rPr>
           <w:b/>
-          <w:sz w:val="20"/>
-          <w:szCs w:val="20"/>
+          <w:sz w:val="24"/>
+          <w:szCs w:val="24"/>
         </w:rPr>
       </w:pPr>
       <w:r>
         <w:rPr>
           <w:b/>
-          <w:sz w:val="20"/>
-          <w:szCs w:val="20"/>
+          <w:bCs/>
+          <w:sz w:val="24"/>
+          <w:szCs w:val="24"/>
         </w:rPr>
         <w:t>4. Односторонний отказ от исполнения договора</w:t>
       </w:r>
     </w:p>
     <w:p>
       <w:pPr>
-        <w:spacing w:before="240" w:after="240"/>
-        <w:jc w:val="both"/>
-        <w:rPr>
-          <w:sz w:val="20"/>
-          <w:szCs w:val="20"/>
-        </w:rPr>
-      </w:pPr>
-      <w:r>
-        <w:rPr>
-          <w:sz w:val="20"/>
-          <w:szCs w:val="20"/>
+        <w:spacing w:before="0" w:after="120" w:line="240" w:lineRule="auto"/>
+        <w:jc w:val="both"/>
+        <w:rPr>
+          <w:sz w:val="24"/>
+          <w:szCs w:val="24"/>
+        </w:rPr>
+      </w:pPr>
+      <w:r>
+        <w:rPr>
+          <w:sz w:val="24"/>
+          <w:szCs w:val="24"/>
         </w:rPr>
         <w:t xml:space="preserve">4.1. Заказчик и Исполнитель вправе отказаться от исполнения настоящего договора в любое время при условии предупреждения другой стороны за </w:t>
       </w:r>
       <w:r>
         <w:rPr>
-          <w:sz w:val="20"/>
-          <w:szCs w:val="20"/>
+          <w:sz w:val="24"/>
+          <w:szCs w:val="24"/>
         </w:rPr>
         <w:t>один месяц</w:t>
       </w:r>
       <w:r>
         <w:rPr>
-          <w:sz w:val="20"/>
-          <w:szCs w:val="20"/>
+          <w:sz w:val="24"/>
+          <w:szCs w:val="24"/>
         </w:rPr>
         <w:t xml:space="preserve"> до расторжения.</w:t>
       </w:r>
     </w:p>
     <w:p>
       <w:pPr>
-        <w:spacing w:before="240" w:after="240"/>
+        <w:keepNext/>
+        <w:spacing w:before="240" w:after="120" w:line="240" w:lineRule="auto"/>
         <w:jc w:val="center"/>
         <w:rPr>
           <w:b/>
-          <w:sz w:val="20"/>
-          <w:szCs w:val="20"/>
+          <w:sz w:val="24"/>
+          <w:szCs w:val="24"/>
         </w:rPr>
       </w:pPr>
       <w:r>
         <w:rPr>
           <w:b/>
-          <w:sz w:val="20"/>
-          <w:szCs w:val="20"/>
+          <w:bCs/>
+          <w:sz w:val="24"/>
+          <w:szCs w:val="24"/>
         </w:rPr>
         <w:t>5. Ответственность сторон</w:t>
       </w:r>
     </w:p>
     <w:p>
       <w:pPr>
-        <w:spacing w:before="240" w:after="240"/>
-        <w:jc w:val="both"/>
-        <w:rPr>
-          <w:sz w:val="20"/>
-          <w:szCs w:val="20"/>
-        </w:rPr>
-      </w:pPr>
-      <w:r>
-        <w:rPr>
-          <w:sz w:val="20"/>
-          <w:szCs w:val="20"/>
+        <w:spacing w:before="0" w:after="120" w:line="240" w:lineRule="auto"/>
+        <w:jc w:val="both"/>
+        <w:rPr>
+          <w:sz w:val="24"/>
+          <w:szCs w:val="24"/>
+        </w:rPr>
+      </w:pPr>
+      <w:r>
+        <w:rPr>
+          <w:sz w:val="24"/>
+          <w:szCs w:val="24"/>
         </w:rPr>
         <w:t>5.1. В случае неисполнения или ненадлежащего исполнения своих обязательств по настоящему договору Стороны несут ответственность в соответствии с действующим законодательством Российской Федерации.</w:t>
       </w:r>
     </w:p>
     <w:p>
       <w:pPr>
-        <w:spacing w:before="240" w:after="240"/>
+        <w:keepNext/>
+        <w:spacing w:before="240" w:after="120" w:line="240" w:lineRule="auto"/>
         <w:jc w:val="center"/>
         <w:rPr>
           <w:b/>
-          <w:sz w:val="20"/>
-          <w:szCs w:val="20"/>
+          <w:sz w:val="24"/>
+          <w:szCs w:val="24"/>
         </w:rPr>
       </w:pPr>
       <w:r>
         <w:rPr>
           <w:b/>
-          <w:sz w:val="20"/>
-          <w:szCs w:val="20"/>
+          <w:bCs/>
+          <w:sz w:val="24"/>
+          <w:szCs w:val="24"/>
         </w:rPr>
         <w:t>6. Порядок разрешения споров</w:t>
       </w:r>
     </w:p>
     <w:p>
       <w:pPr>
-        <w:spacing w:before="240" w:after="240"/>
-        <w:jc w:val="both"/>
-        <w:rPr>
-          <w:sz w:val="20"/>
-          <w:szCs w:val="20"/>
-        </w:rPr>
-      </w:pPr>
-      <w:r>
-        <w:rPr>
-          <w:sz w:val="20"/>
-          <w:szCs w:val="20"/>
+        <w:spacing w:before="0" w:after="120" w:line="240" w:lineRule="auto"/>
+        <w:jc w:val="both"/>
+        <w:rPr>
+          <w:sz w:val="24"/>
+          <w:szCs w:val="24"/>
+        </w:rPr>
+      </w:pPr>
+      <w:r>
+        <w:rPr>
+          <w:sz w:val="24"/>
+          <w:szCs w:val="24"/>
         </w:rPr>
         <w:t>6.1. Споры и разногласия, которые могут возникнуть при исполнении настоящего договора, будут по возможности разрешаться путем переговоров между Сторонами.</w:t>
       </w:r>
     </w:p>
     <w:p>
       <w:pPr>
-        <w:spacing w:before="240" w:after="240"/>
-        <w:jc w:val="both"/>
-        <w:rPr>
-          <w:sz w:val="20"/>
-          <w:szCs w:val="20"/>
-        </w:rPr>
-      </w:pPr>
-      <w:r>
-        <w:rPr>
-          <w:sz w:val="20"/>
-          <w:szCs w:val="20"/>
+        <w:spacing w:before="0" w:after="120" w:line="240" w:lineRule="auto"/>
+        <w:jc w:val="both"/>
+        <w:rPr>
+          <w:sz w:val="24"/>
+          <w:szCs w:val="24"/>
+        </w:rPr>
+      </w:pPr>
+      <w:r>
+        <w:rPr>
+          <w:sz w:val="24"/>
+          <w:szCs w:val="24"/>
         </w:rPr>
         <w:t>6.2. В случае если Стороны не придут к соглашению, споры разрешаются в судебном порядке в соответствии с действующим законодательством Российской Федерации.</w:t>
       </w:r>
     </w:p>
     <w:p>
       <w:pPr>
-        <w:spacing w:before="240" w:after="240"/>
+        <w:keepNext/>
+        <w:spacing w:before="240" w:after="120" w:line="240" w:lineRule="auto"/>
         <w:jc w:val="center"/>
         <w:rPr>
           <w:b/>
-          <w:sz w:val="20"/>
-          <w:szCs w:val="20"/>
+          <w:sz w:val="24"/>
+          <w:szCs w:val="24"/>
         </w:rPr>
       </w:pPr>
       <w:r>
         <w:rPr>
           <w:b/>
-          <w:sz w:val="20"/>
-          <w:szCs w:val="20"/>
+          <w:bCs/>
+          <w:sz w:val="24"/>
+          <w:szCs w:val="24"/>
         </w:rPr>
         <w:t>7. Заключительные положения</w:t>
       </w:r>
     </w:p>
     <w:p>
       <w:pPr>
-        <w:spacing w:before="240" w:after="240"/>
-        <w:jc w:val="both"/>
-        <w:rPr>
-          <w:sz w:val="20"/>
-          <w:szCs w:val="20"/>
-        </w:rPr>
-      </w:pPr>
-      <w:r>
-        <w:rPr>
-          <w:sz w:val="20"/>
-          <w:szCs w:val="20"/>
+        <w:spacing w:before="0" w:after="120" w:line="240" w:lineRule="auto"/>
+        <w:jc w:val="both"/>
+        <w:rPr>
+          <w:sz w:val="24"/>
+          <w:szCs w:val="24"/>
+        </w:rPr>
+      </w:pPr>
+      <w:r>
+        <w:rPr>
+          <w:sz w:val="24"/>
+          <w:szCs w:val="24"/>
         </w:rPr>
         <w:t>7.1. Настоящий договор составлен в двух экземплярах, имеющих одинаковую юридическую силу, - по одному экземпляру для каждой из Сторон.</w:t>
       </w:r>
     </w:p>
     <w:p>
       <w:pPr>
-        <w:spacing w:before="240" w:after="240"/>
-        <w:jc w:val="both"/>
-        <w:rPr>
-          <w:sz w:val="20"/>
-          <w:szCs w:val="20"/>
-        </w:rPr>
-      </w:pPr>
-      <w:r>
-        <w:rPr>
-          <w:sz w:val="20"/>
-          <w:szCs w:val="20"/>
+        <w:spacing w:before="0" w:after="120" w:line="240" w:lineRule="auto"/>
+        <w:jc w:val="both"/>
+        <w:rPr>
+          <w:sz w:val="24"/>
+          <w:szCs w:val="24"/>
+        </w:rPr>
+      </w:pPr>
+      <w:r>
+        <w:rPr>
+          <w:sz w:val="24"/>
+          <w:szCs w:val="24"/>
         </w:rPr>
         <w:t>7.2. Все изменения и дополнения к настоящему договору оформляются дополнительными соглашениями Сторон в письменной форме, которые являются неотъемлемой частью настоящего договора.</w:t>
       </w:r>
     </w:p>
     <w:p>
       <w:pPr>
-        <w:spacing w:before="240" w:after="240"/>
-        <w:jc w:val="both"/>
-        <w:rPr>
-          <w:sz w:val="20"/>
-          <w:szCs w:val="20"/>
-        </w:rPr>
-      </w:pPr>
-      <w:r>
-        <w:rPr>
-          <w:sz w:val="20"/>
-          <w:szCs w:val="20"/>
+        <w:spacing w:before="0" w:after="120" w:line="240" w:lineRule="auto"/>
+        <w:jc w:val="both"/>
+        <w:rPr>
+          <w:sz w:val="24"/>
+          <w:szCs w:val="24"/>
+        </w:rPr>
+      </w:pPr>
+      <w:r>
+        <w:rPr>
+          <w:sz w:val="24"/>
+          <w:szCs w:val="24"/>
         </w:rPr>
         <w:lastRenderedPageBreak/>
         <w:t>7.3. Стороны пришли к соглашению, что обмен юридически значимой информацией может происходить в электронном виде по следующим адресам электронной почты:</w:t>
@@ -902,71 +792,73 @@
     </w:p>
     <w:p>
       <w:pPr>
-        <w:spacing w:before="240" w:after="240"/>
-        <w:jc w:val="both"/>
-        <w:rPr>
-          <w:sz w:val="20"/>
-          <w:szCs w:val="20"/>
-        </w:rPr>
-      </w:pPr>
-      <w:r>
-        <w:rPr>
-          <w:sz w:val="20"/>
-          <w:szCs w:val="20"/>
+        <w:spacing w:before="0" w:after="120" w:line="240" w:lineRule="auto"/>
+        <w:jc w:val="both"/>
+        <w:rPr>
+          <w:sz w:val="24"/>
+          <w:szCs w:val="24"/>
+        </w:rPr>
+      </w:pPr>
+      <w:r>
+        <w:rPr>
+          <w:sz w:val="24"/>
+          <w:szCs w:val="24"/>
         </w:rPr>
         <w:t xml:space="preserve">Исполнитель: {{seller_email}}</w:t>
       </w:r>
     </w:p>
     <w:p>
       <w:pPr>
-        <w:spacing w:before="240" w:after="240"/>
-        <w:jc w:val="both"/>
-        <w:rPr>
-          <w:sz w:val="20"/>
-          <w:szCs w:val="20"/>
-        </w:rPr>
-      </w:pPr>
-      <w:r>
-        <w:rPr>
-          <w:sz w:val="20"/>
-          <w:szCs w:val="20"/>
+        <w:spacing w:before="0" w:after="120" w:line="240" w:lineRule="auto"/>
+        <w:jc w:val="both"/>
+        <w:rPr>
+          <w:sz w:val="24"/>
+          <w:szCs w:val="24"/>
+        </w:rPr>
+      </w:pPr>
+      <w:r>
+        <w:rPr>
+          <w:sz w:val="24"/>
+          <w:szCs w:val="24"/>
         </w:rPr>
         <w:t xml:space="preserve">Заказчик: {{client_email}}</w:t>
       </w:r>
     </w:p>
     <w:p>
       <w:pPr>
-        <w:spacing w:before="240" w:after="240"/>
-        <w:jc w:val="both"/>
-        <w:rPr>
-          <w:sz w:val="20"/>
-          <w:szCs w:val="20"/>
-        </w:rPr>
-      </w:pPr>
-      <w:r>
-        <w:rPr>
-          <w:sz w:val="20"/>
-          <w:szCs w:val="20"/>
+        <w:spacing w:before="0" w:after="120" w:line="240" w:lineRule="auto"/>
+        <w:jc w:val="both"/>
+        <w:rPr>
+          <w:sz w:val="24"/>
+          <w:szCs w:val="24"/>
+        </w:rPr>
+      </w:pPr>
+      <w:r>
+        <w:rPr>
+          <w:sz w:val="24"/>
+          <w:szCs w:val="24"/>
         </w:rPr>
         <w:t>7.4. Во всем остальном, что не предусмотрено настоящим договором, Стороны руководствуются законодательством Российской Федерации.</w:t>
       </w:r>
     </w:p>
     <w:p>
       <w:pPr>
-        <w:spacing w:before="240" w:after="240"/>
+        <w:keepNext/>
+        <w:spacing w:before="240" w:after="120" w:line="240" w:lineRule="auto"/>
         <w:jc w:val="center"/>
         <w:rPr>
           <w:b/>
-          <w:sz w:val="20"/>
-          <w:szCs w:val="20"/>
+          <w:sz w:val="24"/>
+          <w:szCs w:val="24"/>
           <w:lang w:val="ru-RU"/>
         </w:rPr>
       </w:pPr>
       <w:r>
         <w:rPr>
           <w:b/>
-          <w:sz w:val="20"/>
-          <w:szCs w:val="20"/>
+          <w:bCs/>
+          <w:sz w:val="24"/>
+          <w:szCs w:val="24"/>
         </w:rPr>
         <w:t>Реквизиты и подписи сторон</w:t>
       </w:r>
@@ -974,7 +866,7 @@
     <w:tbl>
       <w:tblPr>
         <w:tblStyle w:val="a5"/>
-        <w:tblW w:w="9209" w:type="dxa"/>
+        <w:tblW w:w="9355" w:type="dxa"/>
         <w:tblBorders>
           <w:top w:val="none" w:sz="0" w:space="0" w:color="auto"/>
           <w:left w:val="none" w:sz="0" w:space="0" w:color="auto"/>
@@ -985,55 +877,62 @@
         <w:tblLook w:val="04A0" w:firstRow="1" w:lastRow="0" w:firstColumn="1" w:lastColumn="0" w:noHBand="0" w:noVBand="1"/>
       </w:tblPr>
       <w:tblGrid>
-        <w:gridCol w:w="4509"/>
-        <w:gridCol w:w="4700"/>
+        <w:gridCol w:w="4580"/>
+        <w:gridCol w:w="4775"/>
       </w:tblGrid>
       <w:tr>
+        <w:trPr>
+          <w:cantSplit/>
+        </w:trPr>
         <w:tc>
           <w:tcPr>
-            <w:tcW w:w="4509" w:type="dxa"/>
+            <w:tcW w:w="4580" w:type="dxa"/>
           </w:tcPr>
           <w:p>
             <w:pPr>
-              <w:jc w:val="both"/>
+              <w:keepNext/>
+              <w:spacing w:before="0" w:after="0" w:line="240" w:lineRule="auto"/>
+              <w:jc w:val="left"/>
               <w:rPr>
                 <w:b/>
-                <w:sz w:val="20"/>
-                <w:szCs w:val="20"/>
+                <w:sz w:val="24"/>
+                <w:szCs w:val="24"/>
               </w:rPr>
             </w:pPr>
             <w:r>
               <w:rPr>
                 <w:b/>
-                <w:sz w:val="20"/>
-                <w:szCs w:val="20"/>
+                <w:sz w:val="22"/>
+                <w:szCs w:val="22"/>
               </w:rPr>
               <w:t xml:space="preserve">Заказчик: {{client_name}}</w:t>
             </w:r>
             <w:r>
               <w:rPr>
                 <w:b/>
-                <w:sz w:val="20"/>
-                <w:szCs w:val="20"/>
+                <w:sz w:val="22"/>
+                <w:szCs w:val="22"/>
               </w:rPr>
               <w:t xml:space="preserve"/>
             </w:r>
           </w:p>
           <w:p>
             <w:pPr>
-              <w:jc w:val="both"/>
-              <w:rPr>
-                <w:bCs/>
-                <w:sz w:val="20"/>
-                <w:szCs w:val="20"/>
+              <w:keepNext/>
+              <w:spacing w:before="0" w:after="0" w:line="240" w:lineRule="auto"/>
+              <w:jc w:val="left"/>
+              <w:rPr>
+                <w:bCs/>
+                <w:sz w:val="24"/>
+                <w:szCs w:val="24"/>
                 <w:lang w:val="ru-RU"/>
               </w:rPr>
             </w:pPr>
             <w:r>
               <w:rPr>
                 <w:bCs/>
-                <w:sz w:val="20"/>
-                <w:szCs w:val="20"/>
+                <w:sz w:val="22"/>
+                <w:szCs w:val="22"/>
                 <w:lang w:val="ru-RU"/>
               </w:rPr>
               <w:t xml:space="preserve">ИНН/КПП {{client_inn}}/{{client_kpp}}</w:t>
@@ -1041,19 +940,21 @@
           </w:p>
           <w:p>
             <w:pPr>
-              <w:jc w:val="both"/>
-              <w:rPr>
-                <w:bCs/>
-                <w:sz w:val="20"/>
-                <w:szCs w:val="20"/>
+              <w:keepNext/>
+              <w:spacing w:before="0" w:after="0" w:line="240" w:lineRule="auto"/>
+              <w:jc w:val="left"/>
+              <w:rPr>
+                <w:bCs/>
+                <w:sz w:val="24"/>
+                <w:szCs w:val="24"/>
                 <w:lang w:val="ru-RU"/>
               </w:rPr>
             </w:pPr>
             <w:r>
               <w:rPr>
                 <w:bCs/>
-                <w:sz w:val="20"/>
-                <w:szCs w:val="20"/>
+                <w:sz w:val="22"/>
+                <w:szCs w:val="22"/>
                 <w:lang w:val="ru-RU"/>
               </w:rPr>
               <w:t xml:space="preserve">ОГРН {{client_ogrn}}</w:t>
@@ -1061,19 +962,21 @@
           </w:p>
           <w:p>
             <w:pPr>
-              <w:jc w:val="both"/>
-              <w:rPr>
-                <w:bCs/>
-                <w:sz w:val="20"/>
-                <w:szCs w:val="20"/>
+              <w:keepNext/>
+              <w:spacing w:before="0" w:after="0" w:line="240" w:lineRule="auto"/>
+              <w:jc w:val="left"/>
+              <w:rPr>
+                <w:bCs/>
+                <w:sz w:val="24"/>
+                <w:szCs w:val="24"/>
                 <w:lang w:val="ru-RU"/>
               </w:rPr>
             </w:pPr>
             <w:r>
               <w:rPr>
                 <w:bCs/>
-                <w:sz w:val="20"/>
-                <w:szCs w:val="20"/>
+                <w:sz w:val="22"/>
+                <w:szCs w:val="22"/>
                 <w:lang w:val="ru-RU"/>
               </w:rPr>
               <w:t xml:space="preserve">Адрес: {{client_address}}</w:t>
@@ -1081,19 +984,21 @@
           </w:p>
           <w:p>
             <w:pPr>
-              <w:jc w:val="both"/>
-              <w:rPr>
-                <w:bCs/>
-                <w:sz w:val="20"/>
-                <w:szCs w:val="20"/>
+              <w:keepNext/>
+              <w:spacing w:before="0" w:after="0" w:line="240" w:lineRule="auto"/>
+              <w:jc w:val="left"/>
+              <w:rPr>
+                <w:bCs/>
+                <w:sz w:val="24"/>
+                <w:szCs w:val="24"/>
                 <w:lang w:val="ru-RU"/>
               </w:rPr>
             </w:pPr>
             <w:r>
               <w:rPr>
                 <w:bCs/>
-                <w:sz w:val="20"/>
-                <w:szCs w:val="20"/>
+                <w:sz w:val="22"/>
+                <w:szCs w:val="22"/>
                 <w:lang w:val="ru-RU"/>
               </w:rPr>
               <w:t xml:space="preserve">р/счет {{client_account}} в </w:t>
@@ -1101,19 +1006,21 @@
           </w:p>
           <w:p>
             <w:pPr>
-              <w:jc w:val="both"/>
-              <w:rPr>
-                <w:bCs/>
-                <w:sz w:val="20"/>
-                <w:szCs w:val="20"/>
+              <w:keepNext/>
+              <w:spacing w:before="0" w:after="0" w:line="240" w:lineRule="auto"/>
+              <w:jc w:val="left"/>
+              <w:rPr>
+                <w:bCs/>
+                <w:sz w:val="24"/>
+                <w:szCs w:val="24"/>
                 <w:lang w:val="ru-RU"/>
               </w:rPr>
             </w:pPr>
             <w:r>
               <w:rPr>
                 <w:bCs/>
-                <w:sz w:val="20"/>
-                <w:szCs w:val="20"/>
+                <w:sz w:val="22"/>
+                <w:szCs w:val="22"/>
                 <w:lang w:val="ru-RU"/>
               </w:rPr>
               <w:t xml:space="preserve">{{client_bank}}</w:t>
@@ -1121,19 +1028,21 @@
           </w:p>
           <w:p>
             <w:pPr>
-              <w:jc w:val="both"/>
-              <w:rPr>
-                <w:bCs/>
-                <w:sz w:val="20"/>
-                <w:szCs w:val="20"/>
+              <w:keepNext/>
+              <w:spacing w:before="0" w:after="0" w:line="240" w:lineRule="auto"/>
+              <w:jc w:val="left"/>
+              <w:rPr>
+                <w:bCs/>
+                <w:sz w:val="24"/>
+                <w:szCs w:val="24"/>
                 <w:lang w:val="ru-RU"/>
               </w:rPr>
             </w:pPr>
             <w:r>
               <w:rPr>
                 <w:bCs/>
-                <w:sz w:val="20"/>
-                <w:szCs w:val="20"/>
+                <w:sz w:val="22"/>
+                <w:szCs w:val="22"/>
                 <w:lang w:val="ru-RU"/>
               </w:rPr>
               <w:t xml:space="preserve">БИК {{client_bic}}</w:t>
@@ -1141,19 +1050,21 @@
           </w:p>
           <w:p>
             <w:pPr>
-              <w:jc w:val="both"/>
-              <w:rPr>
-                <w:bCs/>
-                <w:sz w:val="20"/>
-                <w:szCs w:val="20"/>
+              <w:keepNext/>
+              <w:spacing w:before="0" w:after="0" w:line="240" w:lineRule="auto"/>
+              <w:jc w:val="left"/>
+              <w:rPr>
+                <w:bCs/>
+                <w:sz w:val="24"/>
+                <w:szCs w:val="24"/>
                 <w:lang w:val="ru-RU"/>
               </w:rPr>
             </w:pPr>
             <w:r>
               <w:rPr>
                 <w:bCs/>
-                <w:sz w:val="20"/>
-                <w:szCs w:val="20"/>
+                <w:sz w:val="22"/>
+                <w:szCs w:val="22"/>
                 <w:lang w:val="ru-RU"/>
               </w:rPr>
               <w:t xml:space="preserve">к/счет {{client_corr_account}}</w:t>
@@ -1161,19 +1072,21 @@
           </w:p>
           <w:p>
             <w:pPr>
-              <w:jc w:val="both"/>
+              <w:keepNext/>
+              <w:spacing w:before="0" w:after="0" w:line="240" w:lineRule="auto"/>
+              <w:jc w:val="left"/>
               <w:rPr>
                 <w:b/>
-                <w:sz w:val="20"/>
-                <w:szCs w:val="20"/>
+                <w:sz w:val="24"/>
+                <w:szCs w:val="24"/>
                 <w:lang w:val="ru-RU"/>
               </w:rPr>
             </w:pPr>
             <w:r>
               <w:rPr>
                 <w:bCs/>
-                <w:sz w:val="20"/>
-                <w:szCs w:val="20"/>
+                <w:sz w:val="22"/>
+                <w:szCs w:val="22"/>
                 <w:lang w:val="ru-RU"/>
               </w:rPr>
               <w:t xml:space="preserve">тел. {{client_phone}}</w:t>
@@ -1181,38 +1094,44 @@
           </w:p>
           <w:p>
             <w:pPr>
-              <w:jc w:val="both"/>
+              <w:keepNext/>
+              <w:spacing w:before="0" w:after="0" w:line="240" w:lineRule="auto"/>
+              <w:jc w:val="left"/>
               <w:rPr>
                 <w:b/>
-                <w:sz w:val="20"/>
-                <w:szCs w:val="20"/>
+                <w:sz w:val="24"/>
+                <w:szCs w:val="24"/>
                 <w:lang w:val="ru-RU"/>
               </w:rPr>
             </w:pPr>
           </w:p>
           <w:p>
             <w:pPr>
-              <w:spacing w:before="240" w:after="240"/>
-              <w:jc w:val="both"/>
-              <w:rPr>
-                <w:sz w:val="20"/>
-                <w:szCs w:val="20"/>
+              <w:keepNext/>
+              <w:spacing w:before="0" w:after="0" w:line="240" w:lineRule="auto"/>
+              <w:jc w:val="left"/>
+              <w:rPr>
+                <w:sz w:val="24"/>
+                <w:szCs w:val="24"/>
               </w:rPr>
             </w:pPr>
             <w:r>
               <w:rPr>
-                <w:sz w:val="20"/>
-                <w:szCs w:val="20"/>
-              </w:rPr>
-              <w:t xml:space="preserve">___________________ {{client_director}}</w:t>
+                <w:sz w:val="22"/>
+                <w:szCs w:val="22"/>
+              </w:rPr>
+              <w:t xml:space="preserve">________________ / {{client_director}}</w:t>
             </w:r>
           </w:p>
           <w:p>
             <w:pPr>
+              <w:keepNext/>
+              <w:spacing w:before="0" w:after="0" w:line="240" w:lineRule="auto"/>
+              <w:jc w:val="left"/>
               <w:rPr>
                 <w:b/>
-                <w:sz w:val="20"/>
-                <w:szCs w:val="20"/>
+                <w:sz w:val="24"/>
+                <w:szCs w:val="24"/>
                 <w:lang w:val="ru-RU"/>
               </w:rPr>
             </w:pPr>
@@ -1220,30 +1139,33 @@
         </w:tc>
         <w:tc>
           <w:tcPr>
-            <w:tcW w:w="4700" w:type="dxa"/>
+            <w:tcW w:w="4775" w:type="dxa"/>
           </w:tcPr>
           <w:p>
             <w:pPr>
+              <w:keepNext/>
+              <w:spacing w:before="0" w:after="0" w:line="240" w:lineRule="auto"/>
+              <w:jc w:val="left"/>
               <w:rPr>
                 <w:b/>
-                <w:sz w:val="20"/>
-                <w:szCs w:val="20"/>
+                <w:sz w:val="24"/>
+                <w:szCs w:val="24"/>
                 <w:lang w:val="ru-RU"/>
               </w:rPr>
             </w:pPr>
             <w:r>
               <w:rPr>
                 <w:b/>
-                <w:sz w:val="20"/>
-                <w:szCs w:val="20"/>
+                <w:sz w:val="22"/>
+                <w:szCs w:val="22"/>
               </w:rPr>
               <w:t xml:space="preserve">Исполнитель: {{seller_name}}</w:t>
             </w:r>
             <w:r>
               <w:rPr>
                 <w:b/>
-                <w:sz w:val="20"/>
-                <w:szCs w:val="20"/>
+                <w:sz w:val="22"/>
+                <w:szCs w:val="22"/>
                 <w:lang w:val="ru-RU"/>
               </w:rPr>
               <w:t xml:space="preserve"/>
@@ -1251,8 +1173,8 @@
             <w:r>
               <w:rPr>
                 <w:b/>
-                <w:sz w:val="20"/>
-                <w:szCs w:val="20"/>
+                <w:sz w:val="22"/>
+                <w:szCs w:val="22"/>
               </w:rPr>
               <w:t xml:space="preserve"/>
             </w:r>
@@ -1260,8 +1182,8 @@
             <w:r>
               <w:rPr>
                 <w:b/>
-                <w:sz w:val="20"/>
-                <w:szCs w:val="20"/>
+                <w:sz w:val="22"/>
+                <w:szCs w:val="22"/>
                 <w:lang w:val="ru-RU"/>
               </w:rPr>
               <w:t xml:space="preserve"/>
@@ -1270,8 +1192,8 @@
             <w:r>
               <w:rPr>
                 <w:b/>
-                <w:sz w:val="20"/>
-                <w:szCs w:val="20"/>
+                <w:sz w:val="22"/>
+                <w:szCs w:val="22"/>
                 <w:lang w:val="ru-RU"/>
               </w:rPr>
               <w:t xml:space="preserve"/>
@@ -1279,18 +1201,21 @@
           </w:p>
           <w:p>
             <w:pPr>
-              <w:rPr>
-                <w:bCs/>
-                <w:sz w:val="20"/>
-                <w:szCs w:val="20"/>
+              <w:keepNext/>
+              <w:spacing w:before="0" w:after="0" w:line="240" w:lineRule="auto"/>
+              <w:jc w:val="left"/>
+              <w:rPr>
+                <w:bCs/>
+                <w:sz w:val="24"/>
+                <w:szCs w:val="24"/>
                 <w:lang w:val="ru-RU"/>
               </w:rPr>
             </w:pPr>
             <w:r>
               <w:rPr>
                 <w:bCs/>
-                <w:sz w:val="20"/>
-                <w:szCs w:val="20"/>
+                <w:sz w:val="22"/>
+                <w:szCs w:val="22"/>
                 <w:lang w:val="ru-RU"/>
               </w:rPr>
               <w:t xml:space="preserve">ИНН {{seller_inn}}</w:t>
@@ -1298,18 +1223,21 @@
           </w:p>
           <w:p>
             <w:pPr>
-              <w:rPr>
-                <w:bCs/>
-                <w:sz w:val="20"/>
-                <w:szCs w:val="20"/>
+              <w:keepNext/>
+              <w:spacing w:before="0" w:after="0" w:line="240" w:lineRule="auto"/>
+              <w:jc w:val="left"/>
+              <w:rPr>
+                <w:bCs/>
+                <w:sz w:val="24"/>
+                <w:szCs w:val="24"/>
                 <w:lang w:val="ru-RU"/>
               </w:rPr>
             </w:pPr>
             <w:r>
               <w:rPr>
                 <w:bCs/>
-                <w:sz w:val="20"/>
-                <w:szCs w:val="20"/>
+                <w:sz w:val="22"/>
+                <w:szCs w:val="22"/>
                 <w:lang w:val="ru-RU"/>
               </w:rPr>
               <w:t xml:space="preserve">ОГРНИП {{seller_ogrn}}</w:t>
@@ -1317,18 +1245,21 @@
           </w:p>
           <w:p>
             <w:pPr>
-              <w:rPr>
-                <w:bCs/>
-                <w:sz w:val="20"/>
-                <w:szCs w:val="20"/>
+              <w:keepNext/>
+              <w:spacing w:before="0" w:after="0" w:line="240" w:lineRule="auto"/>
+              <w:jc w:val="left"/>
+              <w:rPr>
+                <w:bCs/>
+                <w:sz w:val="24"/>
+                <w:szCs w:val="24"/>
                 <w:lang w:val="ru-RU"/>
               </w:rPr>
             </w:pPr>
             <w:r>
               <w:rPr>
                 <w:bCs/>
-                <w:sz w:val="20"/>
-                <w:szCs w:val="20"/>
+                <w:sz w:val="22"/>
+                <w:szCs w:val="22"/>
                 <w:lang w:val="ru-RU"/>
               </w:rPr>
               <w:t xml:space="preserve">Адрес: {{seller_address}}</w:t>
@@ -1336,18 +1267,21 @@
           </w:p>
           <w:p>
             <w:pPr>
-              <w:rPr>
-                <w:bCs/>
-                <w:sz w:val="20"/>
-                <w:szCs w:val="20"/>
+              <w:keepNext/>
+              <w:spacing w:before="0" w:after="0" w:line="240" w:lineRule="auto"/>
+              <w:jc w:val="left"/>
+              <w:rPr>
+                <w:bCs/>
+                <w:sz w:val="24"/>
+                <w:szCs w:val="24"/>
                 <w:lang w:val="ru-RU"/>
               </w:rPr>
             </w:pPr>
             <w:r>
               <w:rPr>
                 <w:bCs/>
-                <w:sz w:val="20"/>
-                <w:szCs w:val="20"/>
+                <w:sz w:val="22"/>
+                <w:szCs w:val="22"/>
                 <w:lang w:val="ru-RU"/>
               </w:rPr>
               <w:t xml:space="preserve">р/счет {{seller_account}} в </w:t>
@@ -1355,18 +1289,21 @@
           </w:p>
           <w:p>
             <w:pPr>
-              <w:rPr>
-                <w:bCs/>
-                <w:sz w:val="20"/>
-                <w:szCs w:val="20"/>
+              <w:keepNext/>
+              <w:spacing w:before="0" w:after="0" w:line="240" w:lineRule="auto"/>
+              <w:jc w:val="left"/>
+              <w:rPr>
+                <w:bCs/>
+                <w:sz w:val="24"/>
+                <w:szCs w:val="24"/>
                 <w:lang w:val="ru-RU"/>
               </w:rPr>
             </w:pPr>
             <w:r>
               <w:rPr>
                 <w:bCs/>
-                <w:sz w:val="20"/>
-                <w:szCs w:val="20"/>
+                <w:sz w:val="22"/>
+                <w:szCs w:val="22"/>
                 <w:lang w:val="ru-RU"/>
               </w:rPr>
               <w:t xml:space="preserve">{{seller_bank}}</w:t>
@@ -1374,18 +1311,21 @@
           </w:p>
           <w:p>
             <w:pPr>
-              <w:rPr>
-                <w:bCs/>
-                <w:sz w:val="20"/>
-                <w:szCs w:val="20"/>
+              <w:keepNext/>
+              <w:spacing w:before="0" w:after="0" w:line="240" w:lineRule="auto"/>
+              <w:jc w:val="left"/>
+              <w:rPr>
+                <w:bCs/>
+                <w:sz w:val="24"/>
+                <w:szCs w:val="24"/>
                 <w:lang w:val="ru-RU"/>
               </w:rPr>
             </w:pPr>
             <w:r>
               <w:rPr>
                 <w:bCs/>
-                <w:sz w:val="20"/>
-                <w:szCs w:val="20"/>
+                <w:sz w:val="22"/>
+                <w:szCs w:val="22"/>
                 <w:lang w:val="ru-RU"/>
               </w:rPr>
               <w:t xml:space="preserve">БИК {{seller_bic}}</w:t>
@@ -1393,18 +1333,21 @@
           </w:p>
           <w:p>
             <w:pPr>
-              <w:rPr>
-                <w:bCs/>
-                <w:sz w:val="20"/>
-                <w:szCs w:val="20"/>
+              <w:keepNext/>
+              <w:spacing w:before="0" w:after="0" w:line="240" w:lineRule="auto"/>
+              <w:jc w:val="left"/>
+              <w:rPr>
+                <w:bCs/>
+                <w:sz w:val="24"/>
+                <w:szCs w:val="24"/>
                 <w:lang w:val="ru-RU"/>
               </w:rPr>
             </w:pPr>
             <w:r>
               <w:rPr>
                 <w:bCs/>
-                <w:sz w:val="20"/>
-                <w:szCs w:val="20"/>
+                <w:sz w:val="22"/>
+                <w:szCs w:val="22"/>
                 <w:lang w:val="ru-RU"/>
               </w:rPr>
               <w:t xml:space="preserve">к/счет {{seller_corr_account}}</w:t>
@@ -1412,18 +1355,21 @@
           </w:p>
           <w:p>
             <w:pPr>
-              <w:rPr>
-                <w:bCs/>
-                <w:sz w:val="20"/>
-                <w:szCs w:val="20"/>
+              <w:keepNext/>
+              <w:spacing w:before="0" w:after="0" w:line="240" w:lineRule="auto"/>
+              <w:jc w:val="left"/>
+              <w:rPr>
+                <w:bCs/>
+                <w:sz w:val="24"/>
+                <w:szCs w:val="24"/>
                 <w:lang w:val="ru-RU"/>
               </w:rPr>
             </w:pPr>
             <w:r>
               <w:rPr>
                 <w:bCs/>
-                <w:sz w:val="20"/>
-                <w:szCs w:val="20"/>
+                <w:sz w:val="22"/>
+                <w:szCs w:val="22"/>
                 <w:lang w:val="ru-RU"/>
               </w:rPr>
               <w:t xml:space="preserve">тел. {{seller_phone}}</w:t>
@@ -1431,104 +1377,43 @@
           </w:p>
           <w:p>
             <w:pPr>
-              <w:rPr>
-                <w:bCs/>
-                <w:sz w:val="20"/>
-                <w:szCs w:val="20"/>
+              <w:keepNext/>
+              <w:spacing w:before="0" w:after="0" w:line="240" w:lineRule="auto"/>
+              <w:jc w:val="left"/>
+              <w:rPr>
+                <w:bCs/>
+                <w:sz w:val="24"/>
+                <w:szCs w:val="24"/>
                 <w:lang w:val="ru-RU"/>
               </w:rPr>
             </w:pPr>
           </w:p>
           <w:p>
             <w:pPr>
+              <w:keepNext/>
+              <w:spacing w:before="0" w:after="0" w:line="240" w:lineRule="auto"/>
+              <w:jc w:val="left"/>
               <w:rPr>
                 <w:b/>
-                <w:sz w:val="20"/>
-                <w:szCs w:val="20"/>
+                <w:sz w:val="24"/>
+                <w:szCs w:val="24"/>
                 <w:lang w:val="ru-RU"/>
               </w:rPr>
             </w:pPr>
             <w:r>
               <w:rPr>
                 <w:bCs/>
-                <w:sz w:val="20"/>
-                <w:szCs w:val="20"/>
-                <w:lang w:val="ru-RU"/>
-              </w:rPr>
-              <w:t xml:space="preserve">______________ {{seller_director}}</w:t>
+                <w:sz w:val="22"/>
+                <w:szCs w:val="22"/>
+                <w:lang w:val="ru-RU"/>
+              </w:rPr>
+              <w:t xml:space="preserve">________________ / {{seller_director}}</w:t>
             </w:r>
           </w:p>
         </w:tc>
       </w:tr>
     </w:tbl>
-    <w:p>
-      <w:pPr>
-        <w:spacing w:before="240" w:after="240"/>
-        <w:jc w:val="center"/>
-        <w:rPr>
-          <w:b/>
-          <w:sz w:val="20"/>
-          <w:szCs w:val="20"/>
-          <w:lang w:val="ru-RU"/>
-        </w:rPr>
-      </w:pPr>
-    </w:p>
-    <w:p>
-      <w:pPr>
-        <w:spacing w:before="240" w:after="240"/>
-        <w:jc w:val="both"/>
-        <w:rPr>
-          <w:sz w:val="20"/>
-          <w:szCs w:val="20"/>
-        </w:rPr>
-      </w:pPr>
-    </w:p>
-    <w:p>
-      <w:pPr>
-        <w:spacing w:before="240" w:after="240"/>
-        <w:jc w:val="both"/>
-        <w:rPr>
-          <w:sz w:val="20"/>
-          <w:szCs w:val="20"/>
-        </w:rPr>
-      </w:pPr>
-    </w:p>
-    <w:p>
-      <w:pPr>
-        <w:spacing w:before="240" w:after="240"/>
-        <w:jc w:val="both"/>
-        <w:rPr>
-          <w:b/>
-          <w:sz w:val="20"/>
-          <w:szCs w:val="20"/>
-        </w:rPr>
-      </w:pPr>
-    </w:p>
-    <w:p>
-      <w:pPr>
-        <w:spacing w:before="240" w:after="240"/>
-        <w:jc w:val="both"/>
-        <w:rPr>
-          <w:sz w:val="20"/>
-          <w:szCs w:val="20"/>
-        </w:rPr>
-      </w:pPr>
-      <w:r>
-        <w:rPr>
-          <w:sz w:val="20"/>
-          <w:szCs w:val="20"/>
-        </w:rPr>
-        <w:t xml:space="preserve"> </w:t>
-      </w:r>
-    </w:p>
-    <w:p>
-      <w:pPr>
-        <w:rPr>
-          <w:sz w:val="20"/>
-          <w:szCs w:val="20"/>
-        </w:rPr>
-      </w:pPr>
-    </w:p>
+    <w:p/>
     <w:sectPr>
       <w:headerReference w:type="even" r:id="rId6"/>
       <w:headerReference w:type="default" r:id="rId7"/>
@@ -1536,8 +1421,8 @@
       <w:footerReference w:type="default" r:id="rId9"/>
       <w:headerReference w:type="first" r:id="rId10"/>
       <w:footerReference w:type="first" r:id="rId11"/>
-      <w:pgSz w:w="11909" w:h="16834"/>
-      <w:pgMar w:top="1440" w:right="1440" w:bottom="1440" w:left="1440" w:header="720" w:footer="720" w:gutter="0"/>
+      <w:pgSz w:w="11906" w:h="16838"/>
+      <w:pgMar w:top="1134" w:right="850" w:bottom="1134" w:left="1701" w:header="720" w:footer="720" w:gutter="0"/>
       <w:pgNumType w:start="1"/>
       <w:cols w:space="720"/>
     </w:sectPr>
@@ -1654,9 +1539,9 @@
   <w:docDefaults>
     <w:rPrDefault>
       <w:rPr>
-        <w:rFonts w:ascii="Arial" w:eastAsia="Arial" w:hAnsi="Arial" w:cs="Arial"/>
-        <w:sz w:val="22"/>
-        <w:szCs w:val="22"/>
+        <w:rFonts w:ascii="Times New Roman" w:eastAsia="Times New Roman" w:hAnsi="Times New Roman" w:cs="Times New Roman"/>
+        <w:sz w:val="24"/>
+        <w:szCs w:val="24"/>
         <w:lang w:val="ru" w:eastAsia="ru-RU" w:bidi="ar-SA"/>
       </w:rPr>
     </w:rPrDefault>
@@ -2047,6 +1932,10 @@
   <w:style w:type="paragraph" w:default="1" w:styleId="a">
     <w:name w:val="Normal"/>
     <w:qFormat/>
+    <w:rPr>
+      <w:sz w:val="24"/>
+      <w:szCs w:val="24"/>
+    </w:rPr>
   </w:style>
   <w:style w:type="paragraph" w:styleId="1">
     <w:name w:val="heading 1"/>
@@ -2353,7 +2242,7 @@
     </a:clrScheme>
     <a:fontScheme name="Office">
       <a:majorFont>
-        <a:latin typeface="Calibri"/>
+        <a:latin typeface="Times New Roman"/>
         <a:ea typeface=""/>
         <a:cs typeface=""/>
         <a:font script="Jpan" typeface="ＭＳ ゴシック"/>
@@ -2388,7 +2277,7 @@
         <a:font script="Geor" typeface="Sylfaen"/>
       </a:majorFont>
       <a:minorFont>
-        <a:latin typeface="Cambria"/>
+        <a:latin typeface="Times New Roman"/>
         <a:ea typeface=""/>
         <a:cs typeface=""/>
         <a:font script="Jpan" typeface="ＭＳ 明朝"/>

--- a/core/src/core/usecases/documents/builtin/blanks/contract-ip.docx
+++ b/core/src/core/usecases/documents/builtin/blanks/contract-ip.docx
@@ -132,7 +132,7 @@
           <w:sz w:val="24"/>
           <w:szCs w:val="24"/>
         </w:rPr>
-        <w:t xml:space="preserve">{{client_name}} (далее — «Заказчик»), от имени которого действует {{client_director}} на основании {{client_basis}}, с одной стороны, и</w:t>
+        <w:t xml:space="preserve">{{client_name}} (далее — «Заказчик»)[[, от имени которого действует {{client_director}} на основании {{client_basis}}]], с одной стороны, и</w:t>
       </w:r>
     </w:p>
     <w:p>
@@ -804,24 +804,24 @@
           <w:sz w:val="24"/>
           <w:szCs w:val="24"/>
         </w:rPr>
-        <w:t xml:space="preserve">Исполнитель: {{seller_email}}</w:t>
-      </w:r>
-    </w:p>
-    <w:p>
-      <w:pPr>
-        <w:spacing w:before="0" w:after="120" w:line="240" w:lineRule="auto"/>
-        <w:jc w:val="both"/>
-        <w:rPr>
-          <w:sz w:val="24"/>
-          <w:szCs w:val="24"/>
-        </w:rPr>
-      </w:pPr>
-      <w:r>
-        <w:rPr>
-          <w:sz w:val="24"/>
-          <w:szCs w:val="24"/>
-        </w:rPr>
-        <w:t xml:space="preserve">Заказчик: {{client_email}}</w:t>
+        <w:t xml:space="preserve">[[Исполнитель: {{seller_email}}]]</w:t>
+      </w:r>
+    </w:p>
+    <w:p>
+      <w:pPr>
+        <w:spacing w:before="0" w:after="120" w:line="240" w:lineRule="auto"/>
+        <w:jc w:val="both"/>
+        <w:rPr>
+          <w:sz w:val="24"/>
+          <w:szCs w:val="24"/>
+        </w:rPr>
+      </w:pPr>
+      <w:r>
+        <w:rPr>
+          <w:sz w:val="24"/>
+          <w:szCs w:val="24"/>
+        </w:rPr>
+        <w:t xml:space="preserve">[[Заказчик: {{client_email}}]]</w:t>
       </w:r>
     </w:p>
     <w:p>
@@ -935,7 +935,7 @@
                 <w:szCs w:val="22"/>
                 <w:lang w:val="ru-RU"/>
               </w:rPr>
-              <w:t xml:space="preserve">ИНН/КПП {{client_inn}}/{{client_kpp}}</w:t>
+              <w:t xml:space="preserve">ИНН/КПП {{client_inn}}[[/{{client_kpp}}]]</w:t>
             </w:r>
           </w:p>
           <w:p>
@@ -957,7 +957,7 @@
                 <w:szCs w:val="22"/>
                 <w:lang w:val="ru-RU"/>
               </w:rPr>
-              <w:t xml:space="preserve">ОГРН {{client_ogrn}}</w:t>
+              <w:t xml:space="preserve">[[ОГРН {{client_ogrn}}]]</w:t>
             </w:r>
           </w:p>
           <w:p>
@@ -979,7 +979,7 @@
                 <w:szCs w:val="22"/>
                 <w:lang w:val="ru-RU"/>
               </w:rPr>
-              <w:t xml:space="preserve">Адрес: {{client_address}}</w:t>
+              <w:t xml:space="preserve">[[Адрес: {{client_address}}]]</w:t>
             </w:r>
           </w:p>
           <w:p>
@@ -1001,7 +1001,7 @@
                 <w:szCs w:val="22"/>
                 <w:lang w:val="ru-RU"/>
               </w:rPr>
-              <w:t xml:space="preserve">р/счет {{client_account}} в </w:t>
+              <w:t xml:space="preserve">[[р/счет {{client_account}} в ]]</w:t>
             </w:r>
           </w:p>
           <w:p>
@@ -1023,7 +1023,7 @@
                 <w:szCs w:val="22"/>
                 <w:lang w:val="ru-RU"/>
               </w:rPr>
-              <w:t xml:space="preserve">{{client_bank}}</w:t>
+              <w:t xml:space="preserve">[[{{client_bank}}]]</w:t>
             </w:r>
           </w:p>
           <w:p>
@@ -1045,7 +1045,7 @@
                 <w:szCs w:val="22"/>
                 <w:lang w:val="ru-RU"/>
               </w:rPr>
-              <w:t xml:space="preserve">БИК {{client_bic}}</w:t>
+              <w:t xml:space="preserve">[[БИК {{client_bic}}]]</w:t>
             </w:r>
           </w:p>
           <w:p>
@@ -1067,7 +1067,7 @@
                 <w:szCs w:val="22"/>
                 <w:lang w:val="ru-RU"/>
               </w:rPr>
-              <w:t xml:space="preserve">к/счет {{client_corr_account}}</w:t>
+              <w:t xml:space="preserve">[[к/счет {{client_corr_account}}]]</w:t>
             </w:r>
           </w:p>
           <w:p>
@@ -1089,7 +1089,7 @@
                 <w:szCs w:val="22"/>
                 <w:lang w:val="ru-RU"/>
               </w:rPr>
-              <w:t xml:space="preserve">тел. {{client_phone}}</w:t>
+              <w:t xml:space="preserve">[[тел. {{client_phone}}]]</w:t>
             </w:r>
           </w:p>
           <w:p>
@@ -1262,7 +1262,7 @@
                 <w:szCs w:val="22"/>
                 <w:lang w:val="ru-RU"/>
               </w:rPr>
-              <w:t xml:space="preserve">Адрес: {{seller_address}}</w:t>
+              <w:t xml:space="preserve">[[Адрес: {{seller_address}}]]</w:t>
             </w:r>
           </w:p>
           <w:p>
@@ -1284,7 +1284,7 @@
                 <w:szCs w:val="22"/>
                 <w:lang w:val="ru-RU"/>
               </w:rPr>
-              <w:t xml:space="preserve">р/счет {{seller_account}} в </w:t>
+              <w:t xml:space="preserve">[[р/счет {{seller_account}} в ]]</w:t>
             </w:r>
           </w:p>
           <w:p>
@@ -1306,7 +1306,7 @@
                 <w:szCs w:val="22"/>
                 <w:lang w:val="ru-RU"/>
               </w:rPr>
-              <w:t xml:space="preserve">{{seller_bank}}</w:t>
+              <w:t xml:space="preserve">[[{{seller_bank}}]]</w:t>
             </w:r>
           </w:p>
           <w:p>
@@ -1328,7 +1328,7 @@
                 <w:szCs w:val="22"/>
                 <w:lang w:val="ru-RU"/>
               </w:rPr>
-              <w:t xml:space="preserve">БИК {{seller_bic}}</w:t>
+              <w:t xml:space="preserve">[[БИК {{seller_bic}}]]</w:t>
             </w:r>
           </w:p>
           <w:p>
@@ -1350,7 +1350,7 @@
                 <w:szCs w:val="22"/>
                 <w:lang w:val="ru-RU"/>
               </w:rPr>
-              <w:t xml:space="preserve">к/счет {{seller_corr_account}}</w:t>
+              <w:t xml:space="preserve">[[к/счет {{seller_corr_account}}]]</w:t>
             </w:r>
           </w:p>
           <w:p>
@@ -1372,7 +1372,7 @@
                 <w:szCs w:val="22"/>
                 <w:lang w:val="ru-RU"/>
               </w:rPr>
-              <w:t xml:space="preserve">тел. {{seller_phone}}</w:t>
+              <w:t xml:space="preserve">[[тел. {{seller_phone}}]]</w:t>
             </w:r>
           </w:p>
           <w:p>

--- a/core/src/core/usecases/documents/builtin/blanks/contract-ip.docx
+++ b/core/src/core/usecases/documents/builtin/blanks/contract-ip.docx
@@ -188,7 +188,7 @@
           <w:sz w:val="24"/>
           <w:szCs w:val="24"/>
         </w:rPr>
-        <w:t xml:space="preserve">1.1. По настоящему договору Исполнитель обязуется по заданию Заказчика оказывать {{subject}}, а Заказчик обязуется оплатить данные услуги.</w:t>
+        <w:t xml:space="preserve">1.1. По настоящему договору Исполнитель обязуется по заданию Заказчика оказывать услуги «{{subject}}», а Заказчик обязуется оплатить данные услуги.</w:t>
       </w:r>
     </w:p>
     <w:p>
